--- a/resumes/Tyler_Yan_Senior_Leadership_AI_Benchmarking_Resume.docx
+++ b/resumes/Tyler_Yan_Senior_Leadership_AI_Benchmarking_Resume.docx
@@ -1111,7 +1111,7 @@
           <w:i w:val="0"/>
           <w:sz w:val="19"/>
         </w:rPr>
-        <w:t>Advisor to AI / robotics startups (e.g., 柔灵科技, 深涌智能) on strategy and go-to-market. Interests: sailing (ASA bareboat cruising), triathlon; former Bain China soccer team captain.</w:t>
+        <w:t>Advisor to AI / robotics startups (柔灵科技 / 深涌智能) on strategy and go-to-market. Interests: sailing (ASA bareboat cruising), triathlon; former Bain China soccer team captain.</w:t>
       </w:r>
     </w:p>
     <w:sectPr>
